--- a/resources/dist/mapmaker/sheets/war-of-1812-and-monroe-doctrine-teacher-notes-en.docx
+++ b/resources/dist/mapmaker/sheets/war-of-1812-and-monroe-doctrine-teacher-notes-en.docx
@@ -45,7 +45,7 @@
         </w:rPr>
         <w:t xml:space="preserve">Map: </w:t>
       </w:r>
-      <w:hyperlink w:history="1" r:id="rIdxdm2uxuzwp57bvqmz1evw">
+      <w:hyperlink w:history="1" r:id="rIdxtrmm5yvbbsbiqtffkkmt">
         <w:r>
           <w:rPr>
             <w:color w:val="0A4FA8"/>
@@ -307,7 +307,7 @@
         </w:numPr>
         <w:spacing w:after="60"/>
       </w:pPr>
-      <w:hyperlink w:history="1" r:id="rId8zxajht4ckvzuc3hsinkx">
+      <w:hyperlink w:history="1" r:id="rIda_dltxauawcwnbuoohyhm">
         <w:r>
           <w:rPr>
             <w:color w:val="0A4FA8"/>
@@ -329,7 +329,7 @@
         </w:numPr>
         <w:spacing w:after="60"/>
       </w:pPr>
-      <w:hyperlink w:history="1" r:id="rIdelrq3pb1crifa_-tww1jm">
+      <w:hyperlink w:history="1" r:id="rIdsw1l11bzltwm6u0adnafg">
         <w:r>
           <w:rPr>
             <w:color w:val="0A4FA8"/>
@@ -351,7 +351,7 @@
         </w:numPr>
         <w:spacing w:after="60"/>
       </w:pPr>
-      <w:hyperlink w:history="1" r:id="rIdc1f8jejjmqrbc7peay2uw">
+      <w:hyperlink w:history="1" r:id="rIdtyb53mzcdgotl4dv-nd-g">
         <w:r>
           <w:rPr>
             <w:color w:val="0A4FA8"/>

--- a/resources/dist/mapmaker/sheets/war-of-1812-and-monroe-doctrine-teacher-notes-en.docx
+++ b/resources/dist/mapmaker/sheets/war-of-1812-and-monroe-doctrine-teacher-notes-en.docx
@@ -45,7 +45,7 @@
         </w:rPr>
         <w:t xml:space="preserve">Map: </w:t>
       </w:r>
-      <w:hyperlink w:history="1" r:id="rIdxtrmm5yvbbsbiqtffkkmt">
+      <w:hyperlink w:history="1" r:id="rIdkvq3h4zkcnpb_vg3yopzl">
         <w:r>
           <w:rPr>
             <w:color w:val="0A4FA8"/>
@@ -307,7 +307,7 @@
         </w:numPr>
         <w:spacing w:after="60"/>
       </w:pPr>
-      <w:hyperlink w:history="1" r:id="rIda_dltxauawcwnbuoohyhm">
+      <w:hyperlink w:history="1" r:id="rId5ccsqnkokj-j7yx8xywnf">
         <w:r>
           <w:rPr>
             <w:color w:val="0A4FA8"/>
@@ -329,7 +329,7 @@
         </w:numPr>
         <w:spacing w:after="60"/>
       </w:pPr>
-      <w:hyperlink w:history="1" r:id="rIdsw1l11bzltwm6u0adnafg">
+      <w:hyperlink w:history="1" r:id="rIdmjpvylszx2ine5jsjajsl">
         <w:r>
           <w:rPr>
             <w:color w:val="0A4FA8"/>
@@ -351,7 +351,7 @@
         </w:numPr>
         <w:spacing w:after="60"/>
       </w:pPr>
-      <w:hyperlink w:history="1" r:id="rIdtyb53mzcdgotl4dv-nd-g">
+      <w:hyperlink w:history="1" r:id="rIdxrf4bxih_wamwqkq9ygsg">
         <w:r>
           <w:rPr>
             <w:color w:val="0A4FA8"/>

--- a/resources/dist/mapmaker/sheets/war-of-1812-and-monroe-doctrine-teacher-notes-en.docx
+++ b/resources/dist/mapmaker/sheets/war-of-1812-and-monroe-doctrine-teacher-notes-en.docx
@@ -45,7 +45,7 @@
         </w:rPr>
         <w:t xml:space="preserve">Map: </w:t>
       </w:r>
-      <w:hyperlink w:history="1" r:id="rIdkvq3h4zkcnpb_vg3yopzl">
+      <w:hyperlink w:history="1" r:id="rIdkjybtajetlwflty4jqgha">
         <w:r>
           <w:rPr>
             <w:color w:val="0A4FA8"/>
@@ -307,7 +307,7 @@
         </w:numPr>
         <w:spacing w:after="60"/>
       </w:pPr>
-      <w:hyperlink w:history="1" r:id="rId5ccsqnkokj-j7yx8xywnf">
+      <w:hyperlink w:history="1" r:id="rIdna9bwiyarge9pkhah_cmu">
         <w:r>
           <w:rPr>
             <w:color w:val="0A4FA8"/>
@@ -329,7 +329,7 @@
         </w:numPr>
         <w:spacing w:after="60"/>
       </w:pPr>
-      <w:hyperlink w:history="1" r:id="rIdmjpvylszx2ine5jsjajsl">
+      <w:hyperlink w:history="1" r:id="rIdutlk-zaywx3cm9z1hdt21">
         <w:r>
           <w:rPr>
             <w:color w:val="0A4FA8"/>
@@ -351,7 +351,7 @@
         </w:numPr>
         <w:spacing w:after="60"/>
       </w:pPr>
-      <w:hyperlink w:history="1" r:id="rIdxrf4bxih_wamwqkq9ygsg">
+      <w:hyperlink w:history="1" r:id="rIdwygsxbzp9qe-kzmtu_ftr">
         <w:r>
           <w:rPr>
             <w:color w:val="0A4FA8"/>
@@ -3906,7 +3906,7 @@
       <w:pStyle w:val="Credits"/>
     </w:pPr>
     <w:r>
-      <w:t xml:space="preserve">Teacher notes: The War of 1812 and the Monroe Doctrine, 1807–1823, 0.6.0. For teachers.</w:t>
+      <w:t xml:space="preserve">Teacher notes: The War of 1812 and the Monroe Doctrine, 1807–1823, 0.6.1. For teachers.</w:t>
     </w:r>
   </w:p>
 </w:ftr>

--- a/resources/dist/mapmaker/sheets/war-of-1812-and-monroe-doctrine-teacher-notes-en.docx
+++ b/resources/dist/mapmaker/sheets/war-of-1812-and-monroe-doctrine-teacher-notes-en.docx
@@ -45,7 +45,7 @@
         </w:rPr>
         <w:t xml:space="preserve">Map: </w:t>
       </w:r>
-      <w:hyperlink w:history="1" r:id="rIdkjybtajetlwflty4jqgha">
+      <w:hyperlink w:history="1" r:id="rIdrqrqakj5awbvdg6mafd5d">
         <w:r>
           <w:rPr>
             <w:color w:val="0A4FA8"/>
@@ -307,7 +307,7 @@
         </w:numPr>
         <w:spacing w:after="60"/>
       </w:pPr>
-      <w:hyperlink w:history="1" r:id="rIdna9bwiyarge9pkhah_cmu">
+      <w:hyperlink w:history="1" r:id="rIdhvmmu8twcdn2dqqxgwjwu">
         <w:r>
           <w:rPr>
             <w:color w:val="0A4FA8"/>
@@ -329,7 +329,7 @@
         </w:numPr>
         <w:spacing w:after="60"/>
       </w:pPr>
-      <w:hyperlink w:history="1" r:id="rIdutlk-zaywx3cm9z1hdt21">
+      <w:hyperlink w:history="1" r:id="rId6hbfsimncj5blce2hvhoc">
         <w:r>
           <w:rPr>
             <w:color w:val="0A4FA8"/>
@@ -351,7 +351,7 @@
         </w:numPr>
         <w:spacing w:after="60"/>
       </w:pPr>
-      <w:hyperlink w:history="1" r:id="rIdwygsxbzp9qe-kzmtu_ftr">
+      <w:hyperlink w:history="1" r:id="rIdkpuok7mif6cbi_jcckar9">
         <w:r>
           <w:rPr>
             <w:color w:val="0A4FA8"/>

--- a/resources/dist/mapmaker/sheets/war-of-1812-and-monroe-doctrine-teacher-notes-en.docx
+++ b/resources/dist/mapmaker/sheets/war-of-1812-and-monroe-doctrine-teacher-notes-en.docx
@@ -45,7 +45,7 @@
         </w:rPr>
         <w:t xml:space="preserve">Map: </w:t>
       </w:r>
-      <w:hyperlink w:history="1" r:id="rIdrqrqakj5awbvdg6mafd5d">
+      <w:hyperlink w:history="1" r:id="rIdfvtw_b7ofznk_djulzavs">
         <w:r>
           <w:rPr>
             <w:color w:val="0A4FA8"/>
@@ -307,7 +307,7 @@
         </w:numPr>
         <w:spacing w:after="60"/>
       </w:pPr>
-      <w:hyperlink w:history="1" r:id="rIdhvmmu8twcdn2dqqxgwjwu">
+      <w:hyperlink w:history="1" r:id="rIdu2vbdlwk_bl0xaj0hcgsu">
         <w:r>
           <w:rPr>
             <w:color w:val="0A4FA8"/>
@@ -329,7 +329,7 @@
         </w:numPr>
         <w:spacing w:after="60"/>
       </w:pPr>
-      <w:hyperlink w:history="1" r:id="rId6hbfsimncj5blce2hvhoc">
+      <w:hyperlink w:history="1" r:id="rIdinzrng7rjalxttxzd-yig">
         <w:r>
           <w:rPr>
             <w:color w:val="0A4FA8"/>
@@ -351,7 +351,7 @@
         </w:numPr>
         <w:spacing w:after="60"/>
       </w:pPr>
-      <w:hyperlink w:history="1" r:id="rIdkpuok7mif6cbi_jcckar9">
+      <w:hyperlink w:history="1" r:id="rId5mb-wgyxqppjq0yptmnmb">
         <w:r>
           <w:rPr>
             <w:color w:val="0A4FA8"/>

--- a/resources/dist/mapmaker/sheets/war-of-1812-and-monroe-doctrine-teacher-notes-en.docx
+++ b/resources/dist/mapmaker/sheets/war-of-1812-and-monroe-doctrine-teacher-notes-en.docx
@@ -45,7 +45,7 @@
         </w:rPr>
         <w:t xml:space="preserve">Map: </w:t>
       </w:r>
-      <w:hyperlink w:history="1" r:id="rIdfvtw_b7ofznk_djulzavs">
+      <w:hyperlink w:history="1" r:id="rIdtiyzo4v5yt1z-l3idfp2h">
         <w:r>
           <w:rPr>
             <w:color w:val="0A4FA8"/>
@@ -307,7 +307,7 @@
         </w:numPr>
         <w:spacing w:after="60"/>
       </w:pPr>
-      <w:hyperlink w:history="1" r:id="rIdu2vbdlwk_bl0xaj0hcgsu">
+      <w:hyperlink w:history="1" r:id="rId-ca3sjxrwbhoqichqpjss">
         <w:r>
           <w:rPr>
             <w:color w:val="0A4FA8"/>
@@ -329,7 +329,7 @@
         </w:numPr>
         <w:spacing w:after="60"/>
       </w:pPr>
-      <w:hyperlink w:history="1" r:id="rIdinzrng7rjalxttxzd-yig">
+      <w:hyperlink w:history="1" r:id="rId--7wngsx4oia3ibbh2fd1">
         <w:r>
           <w:rPr>
             <w:color w:val="0A4FA8"/>
@@ -351,7 +351,7 @@
         </w:numPr>
         <w:spacing w:after="60"/>
       </w:pPr>
-      <w:hyperlink w:history="1" r:id="rId5mb-wgyxqppjq0yptmnmb">
+      <w:hyperlink w:history="1" r:id="rId6vkpxtnjeb857ruml3bjl">
         <w:r>
           <w:rPr>
             <w:color w:val="0A4FA8"/>
@@ -3906,7 +3906,7 @@
       <w:pStyle w:val="Credits"/>
     </w:pPr>
     <w:r>
-      <w:t xml:space="preserve">Teacher notes: The War of 1812 and the Monroe Doctrine, 1807–1823, 0.6.1. For teachers.</w:t>
+      <w:t xml:space="preserve">Teacher notes: The War of 1812 and the Monroe Doctrine, 1807–1823, 0.6.2. For teachers.</w:t>
     </w:r>
   </w:p>
 </w:ftr>

--- a/resources/dist/mapmaker/sheets/war-of-1812-and-monroe-doctrine-teacher-notes-en.docx
+++ b/resources/dist/mapmaker/sheets/war-of-1812-and-monroe-doctrine-teacher-notes-en.docx
@@ -45,7 +45,7 @@
         </w:rPr>
         <w:t xml:space="preserve">Map: </w:t>
       </w:r>
-      <w:hyperlink w:history="1" r:id="rIdtiyzo4v5yt1z-l3idfp2h">
+      <w:hyperlink w:history="1" r:id="rIdlwnyzuenif3sxa8bczjc3">
         <w:r>
           <w:rPr>
             <w:color w:val="0A4FA8"/>
@@ -307,7 +307,7 @@
         </w:numPr>
         <w:spacing w:after="60"/>
       </w:pPr>
-      <w:hyperlink w:history="1" r:id="rId-ca3sjxrwbhoqichqpjss">
+      <w:hyperlink w:history="1" r:id="rId270s04ypex5ygqrrgk_qz">
         <w:r>
           <w:rPr>
             <w:color w:val="0A4FA8"/>
@@ -329,7 +329,7 @@
         </w:numPr>
         <w:spacing w:after="60"/>
       </w:pPr>
-      <w:hyperlink w:history="1" r:id="rId--7wngsx4oia3ibbh2fd1">
+      <w:hyperlink w:history="1" r:id="rId0xuxb3io0iabarjt89wxa">
         <w:r>
           <w:rPr>
             <w:color w:val="0A4FA8"/>
@@ -351,7 +351,7 @@
         </w:numPr>
         <w:spacing w:after="60"/>
       </w:pPr>
-      <w:hyperlink w:history="1" r:id="rId6vkpxtnjeb857ruml3bjl">
+      <w:hyperlink w:history="1" r:id="rIdd3kcjark0orrekqvb4unf">
         <w:r>
           <w:rPr>
             <w:color w:val="0A4FA8"/>

--- a/resources/dist/mapmaker/sheets/war-of-1812-and-monroe-doctrine-teacher-notes-en.docx
+++ b/resources/dist/mapmaker/sheets/war-of-1812-and-monroe-doctrine-teacher-notes-en.docx
@@ -45,7 +45,7 @@
         </w:rPr>
         <w:t xml:space="preserve">Map: </w:t>
       </w:r>
-      <w:hyperlink w:history="1" r:id="rIdlwnyzuenif3sxa8bczjc3">
+      <w:hyperlink w:history="1" r:id="rIdj464tvffpc5zwmz1sbc-w">
         <w:r>
           <w:rPr>
             <w:color w:val="0A4FA8"/>
@@ -307,7 +307,7 @@
         </w:numPr>
         <w:spacing w:after="60"/>
       </w:pPr>
-      <w:hyperlink w:history="1" r:id="rId270s04ypex5ygqrrgk_qz">
+      <w:hyperlink w:history="1" r:id="rId5fjsfg91k_jpt1omn6vep">
         <w:r>
           <w:rPr>
             <w:color w:val="0A4FA8"/>
@@ -329,7 +329,7 @@
         </w:numPr>
         <w:spacing w:after="60"/>
       </w:pPr>
-      <w:hyperlink w:history="1" r:id="rId0xuxb3io0iabarjt89wxa">
+      <w:hyperlink w:history="1" r:id="rIdw4ztu4ddgazihbbxqjvae">
         <w:r>
           <w:rPr>
             <w:color w:val="0A4FA8"/>
@@ -351,7 +351,7 @@
         </w:numPr>
         <w:spacing w:after="60"/>
       </w:pPr>
-      <w:hyperlink w:history="1" r:id="rIdd3kcjark0orrekqvb4unf">
+      <w:hyperlink w:history="1" r:id="rIdqubrsa8whjv57eycdxn_h">
         <w:r>
           <w:rPr>
             <w:color w:val="0A4FA8"/>

--- a/resources/dist/mapmaker/sheets/war-of-1812-and-monroe-doctrine-teacher-notes-en.docx
+++ b/resources/dist/mapmaker/sheets/war-of-1812-and-monroe-doctrine-teacher-notes-en.docx
@@ -45,7 +45,7 @@
         </w:rPr>
         <w:t xml:space="preserve">Map: </w:t>
       </w:r>
-      <w:hyperlink w:history="1" r:id="rIdj464tvffpc5zwmz1sbc-w">
+      <w:hyperlink w:history="1" r:id="rIdpqmzhjbtijqorcqqwqufu">
         <w:r>
           <w:rPr>
             <w:color w:val="0A4FA8"/>
@@ -307,7 +307,7 @@
         </w:numPr>
         <w:spacing w:after="60"/>
       </w:pPr>
-      <w:hyperlink w:history="1" r:id="rId5fjsfg91k_jpt1omn6vep">
+      <w:hyperlink w:history="1" r:id="rIdlxmeji5lmu-0qyn4qem-i">
         <w:r>
           <w:rPr>
             <w:color w:val="0A4FA8"/>
@@ -329,7 +329,7 @@
         </w:numPr>
         <w:spacing w:after="60"/>
       </w:pPr>
-      <w:hyperlink w:history="1" r:id="rIdw4ztu4ddgazihbbxqjvae">
+      <w:hyperlink w:history="1" r:id="rIdrzysprhym-0sn0nvkwxwy">
         <w:r>
           <w:rPr>
             <w:color w:val="0A4FA8"/>
@@ -351,7 +351,7 @@
         </w:numPr>
         <w:spacing w:after="60"/>
       </w:pPr>
-      <w:hyperlink w:history="1" r:id="rIdqubrsa8whjv57eycdxn_h">
+      <w:hyperlink w:history="1" r:id="rIduf3kunm9heh66jay33scc">
         <w:r>
           <w:rPr>
             <w:color w:val="0A4FA8"/>
